--- a/data/revised_2026-10_full/tracked/v2/Essential_Mathematics/SS2.1_Similarity_and_Enlargement/Essential_Mathematics_Similarity_and_Enlargement_FinalExplanation_TRACKED.docx
+++ b/data/revised_2026-10_full/tracked/v2/Essential_Mathematics/SS2.1_Similarity_and_Enlargement/Essential_Mathematics_Similarity_and_Enlargement_FinalExplanation_TRACKED.docx
@@ -436,7 +436,7 @@
               </w:rPr>
               <w:t xml:space="preserve">This is your Final Explanation of the sufuria puzzle from Mama Achieng's stall at Kibuye Market in Kisumu. Use what you measured, drew and calculated in Lessons 1 to 8</w:t>
             </w:r>
-            <w:ins w:id="9001" w:author="Claude (AI) - proposed" w:date="2026-10-15T20:14:49Z">
+            <w:ins w:id="9001" w:author="Claude (AI) - proposed" w:date="2026-10-18T00:28:32Z">
               <w:r>
                 <w:rPr>
                   <w:rFonts w:ascii="Arial" w:cs="Arial" w:eastAsia="Arial" w:hAnsi="Arial"/>
@@ -1822,7 +1822,7 @@
               <w:spacing w:after="40" w:before="0"/>
               <w:jc w:val="left"/>
             </w:pPr>
-            <w:ins w:id="9002" w:author="Claude (AI) - proposed" w:date="2026-10-15T20:14:49Z">
+            <w:ins w:id="9002" w:author="Claude (AI) - proposed" w:date="2026-10-18T00:28:32Z">
               <w:r>
                 <w:rPr>
                   <w:rFonts w:ascii="Arial" w:cs="Arial" w:eastAsia="Arial" w:hAnsi="Arial"/>
@@ -1870,7 +1870,7 @@
               <w:spacing w:after="40" w:before="0"/>
               <w:jc w:val="left"/>
             </w:pPr>
-            <w:ins w:id="9003" w:author="Claude (AI) - proposed" w:date="2026-10-15T20:14:49Z">
+            <w:ins w:id="9003" w:author="Claude (AI) - proposed" w:date="2026-10-18T00:28:32Z">
               <w:r>
                 <w:rPr>
                   <w:rFonts w:ascii="Arial" w:cs="Arial" w:eastAsia="Arial" w:hAnsi="Arial"/>
@@ -1918,7 +1918,7 @@
               <w:spacing w:after="40" w:before="0"/>
               <w:jc w:val="left"/>
             </w:pPr>
-            <w:ins w:id="9004" w:author="Claude (AI) - proposed" w:date="2026-10-15T20:14:49Z">
+            <w:ins w:id="9004" w:author="Claude (AI) - proposed" w:date="2026-10-18T00:28:32Z">
               <w:r>
                 <w:rPr>
                   <w:rFonts w:ascii="Arial" w:cs="Arial" w:eastAsia="Arial" w:hAnsi="Arial"/>
@@ -2001,7 +2001,7 @@
               <w:spacing w:after="40" w:before="0"/>
               <w:jc w:val="left"/>
             </w:pPr>
-            <w:ins w:id="9005" w:author="Claude (AI) - proposed" w:date="2026-10-15T20:14:49Z">
+            <w:ins w:id="9005" w:author="Claude (AI) - proposed" w:date="2026-10-18T00:28:32Z">
               <w:r>
                 <w:rPr>
                   <w:rFonts w:ascii="Arial" w:cs="Arial" w:eastAsia="Arial" w:hAnsi="Arial"/>
@@ -2049,7 +2049,7 @@
               <w:spacing w:after="40" w:before="0"/>
               <w:jc w:val="left"/>
             </w:pPr>
-            <w:ins w:id="9006" w:author="Claude (AI) - proposed" w:date="2026-10-15T20:14:49Z">
+            <w:ins w:id="9006" w:author="Claude (AI) - proposed" w:date="2026-10-18T00:28:32Z">
               <w:r>
                 <w:rPr>
                   <w:rFonts w:ascii="Arial" w:cs="Arial" w:eastAsia="Arial" w:hAnsi="Arial"/>
@@ -2097,7 +2097,7 @@
               <w:spacing w:after="40" w:before="0"/>
               <w:jc w:val="left"/>
             </w:pPr>
-            <w:ins w:id="9007" w:author="Claude (AI) - proposed" w:date="2026-10-15T20:14:49Z">
+            <w:ins w:id="9007" w:author="Claude (AI) - proposed" w:date="2026-10-18T00:28:32Z">
               <w:r>
                 <w:rPr>
                   <w:rFonts w:ascii="Arial" w:cs="Arial" w:eastAsia="Arial" w:hAnsi="Arial"/>
@@ -2180,7 +2180,7 @@
               <w:spacing w:after="40" w:before="0"/>
               <w:jc w:val="left"/>
             </w:pPr>
-            <w:ins w:id="9008" w:author="Claude (AI) - proposed" w:date="2026-10-15T20:14:49Z">
+            <w:ins w:id="9008" w:author="Claude (AI) - proposed" w:date="2026-10-18T00:28:32Z">
               <w:r>
                 <w:rPr>
                   <w:rFonts w:ascii="Arial" w:cs="Arial" w:eastAsia="Arial" w:hAnsi="Arial"/>
@@ -2228,7 +2228,7 @@
               <w:spacing w:after="40" w:before="0"/>
               <w:jc w:val="left"/>
             </w:pPr>
-            <w:ins w:id="9009" w:author="Claude (AI) - proposed" w:date="2026-10-15T20:14:49Z">
+            <w:ins w:id="9009" w:author="Claude (AI) - proposed" w:date="2026-10-18T00:28:32Z">
               <w:r>
                 <w:rPr>
                   <w:rFonts w:ascii="Arial" w:cs="Arial" w:eastAsia="Arial" w:hAnsi="Arial"/>
@@ -2276,7 +2276,7 @@
               <w:spacing w:after="40" w:before="0"/>
               <w:jc w:val="left"/>
             </w:pPr>
-            <w:ins w:id="9010" w:author="Claude (AI) - proposed" w:date="2026-10-15T20:14:49Z">
+            <w:ins w:id="9010" w:author="Claude (AI) - proposed" w:date="2026-10-18T00:28:32Z">
               <w:r>
                 <w:rPr>
                   <w:rFonts w:ascii="Arial" w:cs="Arial" w:eastAsia="Arial" w:hAnsi="Arial"/>
@@ -2359,7 +2359,7 @@
               <w:spacing w:after="40" w:before="0"/>
               <w:jc w:val="left"/>
             </w:pPr>
-            <w:ins w:id="9011" w:author="Claude (AI) - proposed" w:date="2026-10-15T20:14:49Z">
+            <w:ins w:id="9011" w:author="Claude (AI) - proposed" w:date="2026-10-18T00:28:32Z">
               <w:r>
                 <w:rPr>
                   <w:rFonts w:ascii="Arial" w:cs="Arial" w:eastAsia="Arial" w:hAnsi="Arial"/>
@@ -2407,7 +2407,7 @@
               <w:spacing w:after="40" w:before="0"/>
               <w:jc w:val="left"/>
             </w:pPr>
-            <w:ins w:id="9012" w:author="Claude (AI) - proposed" w:date="2026-10-15T20:14:49Z">
+            <w:ins w:id="9012" w:author="Claude (AI) - proposed" w:date="2026-10-18T00:28:32Z">
               <w:r>
                 <w:rPr>
                   <w:rFonts w:ascii="Arial" w:cs="Arial" w:eastAsia="Arial" w:hAnsi="Arial"/>
@@ -2455,7 +2455,7 @@
               <w:spacing w:after="40" w:before="0"/>
               <w:jc w:val="left"/>
             </w:pPr>
-            <w:ins w:id="9013" w:author="Claude (AI) - proposed" w:date="2026-10-15T20:14:49Z">
+            <w:ins w:id="9013" w:author="Claude (AI) - proposed" w:date="2026-10-18T00:28:32Z">
               <w:r>
                 <w:rPr>
                   <w:rFonts w:ascii="Arial" w:cs="Arial" w:eastAsia="Arial" w:hAnsi="Arial"/>
@@ -2538,7 +2538,7 @@
               <w:spacing w:after="40" w:before="0"/>
               <w:jc w:val="left"/>
             </w:pPr>
-            <w:ins w:id="9014" w:author="Claude (AI) - proposed" w:date="2026-10-15T20:14:49Z">
+            <w:ins w:id="9014" w:author="Claude (AI) - proposed" w:date="2026-10-18T00:28:32Z">
               <w:r>
                 <w:rPr>
                   <w:rFonts w:ascii="Arial" w:cs="Arial" w:eastAsia="Arial" w:hAnsi="Arial"/>
@@ -2586,7 +2586,7 @@
               <w:spacing w:after="40" w:before="0"/>
               <w:jc w:val="left"/>
             </w:pPr>
-            <w:ins w:id="9015" w:author="Claude (AI) - proposed" w:date="2026-10-15T20:14:49Z">
+            <w:ins w:id="9015" w:author="Claude (AI) - proposed" w:date="2026-10-18T00:28:32Z">
               <w:r>
                 <w:rPr>
                   <w:rFonts w:ascii="Arial" w:cs="Arial" w:eastAsia="Arial" w:hAnsi="Arial"/>
@@ -2634,7 +2634,7 @@
               <w:spacing w:after="40" w:before="0"/>
               <w:jc w:val="left"/>
             </w:pPr>
-            <w:ins w:id="9016" w:author="Claude (AI) - proposed" w:date="2026-10-15T20:14:49Z">
+            <w:ins w:id="9016" w:author="Claude (AI) - proposed" w:date="2026-10-18T00:28:32Z">
               <w:r>
                 <w:rPr>
                   <w:rFonts w:ascii="Arial" w:cs="Arial" w:eastAsia="Arial" w:hAnsi="Arial"/>
@@ -2784,7 +2784,7 @@
         </w:rPr>
         <w:t xml:space="preserve">© 2026 SeaVuria and ARES. This work is licensed under a </w:t>
       </w:r>
-      <w:hyperlink w:history="1" r:id="rIdblcdyinbjexqq96iuh8tx">
+      <w:hyperlink w:history="1" r:id="rIdr7qzhexx__e4nuoxemghg">
         <w:r>
           <w:rPr>
             <w:rFonts w:ascii="Arial" w:cs="Arial" w:eastAsia="Arial" w:hAnsi="Arial"/>
@@ -2804,7 +2804,7 @@
         </w:rPr>
         <w:t xml:space="preserve"> (</w:t>
       </w:r>
-      <w:hyperlink w:history="1" r:id="rIdmmogchvppmlvm6k8tlfk7">
+      <w:hyperlink w:history="1" r:id="rIdsqfbg5dw9hscxmlsbevmh">
         <w:r>
           <w:rPr>
             <w:rFonts w:ascii="Arial" w:cs="Arial" w:eastAsia="Arial" w:hAnsi="Arial"/>
@@ -2824,7 +2824,7 @@
         </w:rPr>
         <w:t xml:space="preserve">). To view a copy of this license, visit </w:t>
       </w:r>
-      <w:hyperlink w:history="1" r:id="rIdvlcvkfnpcu_ldpi1ujkxo">
+      <w:hyperlink w:history="1" r:id="rId4syxvnmdwsio6zbihe-i2">
         <w:r>
           <w:rPr>
             <w:rFonts w:ascii="Arial" w:cs="Arial" w:eastAsia="Arial" w:hAnsi="Arial"/>
